--- a/docs/database/FedProspect-Data-Dictionary.docx
+++ b/docs/database/FedProspect-Data-Dictionary.docx
@@ -131,7 +131,7 @@
     </w:p>
     <w:p>
       <w:r>
-        <w:t xml:space="preserve">   etl_health_snapshot, data_load_request, usaspending_load_checkpoint</w:t>
+        <w:t xml:space="preserve">   etl_health_snapshot, data_load_request, usaspending_load_checkpoint, ai_usage_log</w:t>
       </w:r>
     </w:p>
     <w:p>
@@ -20174,6 +20174,511 @@
     <w:p>
       <w:r>
         <w:t>100-500 rows. One per CSV file per bulk load.</w:t>
+      </w:r>
+    </w:p>
+    <w:p>
+      <w:r>
+        <w:br w:type="page"/>
+      </w:r>
+    </w:p>
+    <w:p>
+      <w:pPr>
+        <w:pStyle w:val="Heading1"/>
+      </w:pPr>
+      <w:r>
+        <w:t>ai_usage_log</w:t>
+      </w:r>
+    </w:p>
+    <w:p>
+      <w:pPr>
+        <w:pStyle w:val="Heading2"/>
+      </w:pPr>
+      <w:r>
+        <w:t>Purpose</w:t>
+      </w:r>
+    </w:p>
+    <w:p>
+      <w:r>
+        <w:t>Tracks AI API usage (token counts, costs) for attachment intel extraction and other AI-powered features. Enables cost monitoring and budget controls.</w:t>
+      </w:r>
+    </w:p>
+    <w:p>
+      <w:pPr>
+        <w:pStyle w:val="Heading2"/>
+      </w:pPr>
+      <w:r>
+        <w:t>Schema Ownership</w:t>
+      </w:r>
+    </w:p>
+    <w:p>
+      <w:r>
+        <w:t>Python DDL (tables/75_ai_usage.sql)</w:t>
+      </w:r>
+    </w:p>
+    <w:p>
+      <w:pPr>
+        <w:pStyle w:val="Heading2"/>
+      </w:pPr>
+      <w:r>
+        <w:t>Data Source</w:t>
+      </w:r>
+    </w:p>
+    <w:p>
+      <w:r>
+        <w:t>Created by attachment_intel_loader.py when calling Anthropic API for document analysis.</w:t>
+      </w:r>
+    </w:p>
+    <w:p>
+      <w:pPr>
+        <w:pStyle w:val="Heading2"/>
+      </w:pPr>
+      <w:r>
+        <w:t>Key Columns</w:t>
+      </w:r>
+    </w:p>
+    <w:tbl>
+      <w:tblPr>
+        <w:tblStyle w:val="LightGrid-Accent1"/>
+        <w:tblW w:type="auto" w:w="0"/>
+        <w:jc w:val="left"/>
+        <w:tblLook w:firstColumn="1" w:firstRow="1" w:lastColumn="0" w:lastRow="0" w:noHBand="0" w:noVBand="1" w:val="04A0"/>
+      </w:tblPr>
+      <w:tblGrid>
+        <w:gridCol w:w="2880"/>
+        <w:gridCol w:w="2880"/>
+        <w:gridCol w:w="2880"/>
+      </w:tblGrid>
+      <w:tr>
+        <w:tc>
+          <w:tcPr>
+            <w:tcW w:type="dxa" w:w="2880"/>
+          </w:tcPr>
+          <w:p>
+            <w:r>
+              <w:rPr>
+                <w:b/>
+              </w:rPr>
+              <w:t>Column Name</w:t>
+            </w:r>
+          </w:p>
+        </w:tc>
+        <w:tc>
+          <w:tcPr>
+            <w:tcW w:type="dxa" w:w="2880"/>
+          </w:tcPr>
+          <w:p>
+            <w:r>
+              <w:rPr>
+                <w:b/>
+              </w:rPr>
+              <w:t>Type</w:t>
+            </w:r>
+          </w:p>
+        </w:tc>
+        <w:tc>
+          <w:tcPr>
+            <w:tcW w:type="dxa" w:w="2880"/>
+          </w:tcPr>
+          <w:p>
+            <w:r>
+              <w:rPr>
+                <w:b/>
+              </w:rPr>
+              <w:t>Description</w:t>
+            </w:r>
+          </w:p>
+        </w:tc>
+      </w:tr>
+      <w:tr>
+        <w:tc>
+          <w:tcPr>
+            <w:tcW w:type="dxa" w:w="2880"/>
+          </w:tcPr>
+          <w:p>
+            <w:r>
+              <w:t>usage_id</w:t>
+            </w:r>
+          </w:p>
+        </w:tc>
+        <w:tc>
+          <w:tcPr>
+            <w:tcW w:type="dxa" w:w="2880"/>
+          </w:tcPr>
+          <w:p>
+            <w:r>
+              <w:t>INT PK AUTO_INCREMENT</w:t>
+            </w:r>
+          </w:p>
+        </w:tc>
+        <w:tc>
+          <w:tcPr>
+            <w:tcW w:type="dxa" w:w="2880"/>
+          </w:tcPr>
+          <w:p>
+            <w:r>
+              <w:t>Surrogate primary key</w:t>
+            </w:r>
+          </w:p>
+        </w:tc>
+      </w:tr>
+      <w:tr>
+        <w:tc>
+          <w:tcPr>
+            <w:tcW w:type="dxa" w:w="2880"/>
+          </w:tcPr>
+          <w:p>
+            <w:r>
+              <w:t>notice_id</w:t>
+            </w:r>
+          </w:p>
+        </w:tc>
+        <w:tc>
+          <w:tcPr>
+            <w:tcW w:type="dxa" w:w="2880"/>
+          </w:tcPr>
+          <w:p>
+            <w:r>
+              <w:t>VARCHAR(100)</w:t>
+            </w:r>
+          </w:p>
+        </w:tc>
+        <w:tc>
+          <w:tcPr>
+            <w:tcW w:type="dxa" w:w="2880"/>
+          </w:tcPr>
+          <w:p>
+            <w:r>
+              <w:t>Opportunity notice ID the AI call relates to</w:t>
+            </w:r>
+          </w:p>
+        </w:tc>
+      </w:tr>
+      <w:tr>
+        <w:tc>
+          <w:tcPr>
+            <w:tcW w:type="dxa" w:w="2880"/>
+          </w:tcPr>
+          <w:p>
+            <w:r>
+              <w:t>attachment_id</w:t>
+            </w:r>
+          </w:p>
+        </w:tc>
+        <w:tc>
+          <w:tcPr>
+            <w:tcW w:type="dxa" w:w="2880"/>
+          </w:tcPr>
+          <w:p>
+            <w:r>
+              <w:t>INT</w:t>
+            </w:r>
+          </w:p>
+        </w:tc>
+        <w:tc>
+          <w:tcPr>
+            <w:tcW w:type="dxa" w:w="2880"/>
+          </w:tcPr>
+          <w:p>
+            <w:r>
+              <w:t>FK to sam_attachment (if analyzing a specific document)</w:t>
+            </w:r>
+          </w:p>
+        </w:tc>
+      </w:tr>
+      <w:tr>
+        <w:tc>
+          <w:tcPr>
+            <w:tcW w:type="dxa" w:w="2880"/>
+          </w:tcPr>
+          <w:p>
+            <w:r>
+              <w:t>model</w:t>
+            </w:r>
+          </w:p>
+        </w:tc>
+        <w:tc>
+          <w:tcPr>
+            <w:tcW w:type="dxa" w:w="2880"/>
+          </w:tcPr>
+          <w:p>
+            <w:r>
+              <w:t>VARCHAR(50)</w:t>
+            </w:r>
+          </w:p>
+        </w:tc>
+        <w:tc>
+          <w:tcPr>
+            <w:tcW w:type="dxa" w:w="2880"/>
+          </w:tcPr>
+          <w:p>
+            <w:r>
+              <w:t>AI model identifier (e.g. claude-3-haiku-20240307)</w:t>
+            </w:r>
+          </w:p>
+        </w:tc>
+      </w:tr>
+      <w:tr>
+        <w:tc>
+          <w:tcPr>
+            <w:tcW w:type="dxa" w:w="2880"/>
+          </w:tcPr>
+          <w:p>
+            <w:r>
+              <w:t>input_tokens</w:t>
+            </w:r>
+          </w:p>
+        </w:tc>
+        <w:tc>
+          <w:tcPr>
+            <w:tcW w:type="dxa" w:w="2880"/>
+          </w:tcPr>
+          <w:p>
+            <w:r>
+              <w:t>INT</w:t>
+            </w:r>
+          </w:p>
+        </w:tc>
+        <w:tc>
+          <w:tcPr>
+            <w:tcW w:type="dxa" w:w="2880"/>
+          </w:tcPr>
+          <w:p>
+            <w:r>
+              <w:t>Number of input tokens consumed</w:t>
+            </w:r>
+          </w:p>
+        </w:tc>
+      </w:tr>
+      <w:tr>
+        <w:tc>
+          <w:tcPr>
+            <w:tcW w:type="dxa" w:w="2880"/>
+          </w:tcPr>
+          <w:p>
+            <w:r>
+              <w:t>output_tokens</w:t>
+            </w:r>
+          </w:p>
+        </w:tc>
+        <w:tc>
+          <w:tcPr>
+            <w:tcW w:type="dxa" w:w="2880"/>
+          </w:tcPr>
+          <w:p>
+            <w:r>
+              <w:t>INT</w:t>
+            </w:r>
+          </w:p>
+        </w:tc>
+        <w:tc>
+          <w:tcPr>
+            <w:tcW w:type="dxa" w:w="2880"/>
+          </w:tcPr>
+          <w:p>
+            <w:r>
+              <w:t>Number of output tokens generated</w:t>
+            </w:r>
+          </w:p>
+        </w:tc>
+      </w:tr>
+      <w:tr>
+        <w:tc>
+          <w:tcPr>
+            <w:tcW w:type="dxa" w:w="2880"/>
+          </w:tcPr>
+          <w:p>
+            <w:r>
+              <w:t>cache_read_tokens</w:t>
+            </w:r>
+          </w:p>
+        </w:tc>
+        <w:tc>
+          <w:tcPr>
+            <w:tcW w:type="dxa" w:w="2880"/>
+          </w:tcPr>
+          <w:p>
+            <w:r>
+              <w:t>INT</w:t>
+            </w:r>
+          </w:p>
+        </w:tc>
+        <w:tc>
+          <w:tcPr>
+            <w:tcW w:type="dxa" w:w="2880"/>
+          </w:tcPr>
+          <w:p>
+            <w:r>
+              <w:t>Tokens read from Anthropic prompt cache</w:t>
+            </w:r>
+          </w:p>
+        </w:tc>
+      </w:tr>
+      <w:tr>
+        <w:tc>
+          <w:tcPr>
+            <w:tcW w:type="dxa" w:w="2880"/>
+          </w:tcPr>
+          <w:p>
+            <w:r>
+              <w:t>cache_write_tokens</w:t>
+            </w:r>
+          </w:p>
+        </w:tc>
+        <w:tc>
+          <w:tcPr>
+            <w:tcW w:type="dxa" w:w="2880"/>
+          </w:tcPr>
+          <w:p>
+            <w:r>
+              <w:t>INT</w:t>
+            </w:r>
+          </w:p>
+        </w:tc>
+        <w:tc>
+          <w:tcPr>
+            <w:tcW w:type="dxa" w:w="2880"/>
+          </w:tcPr>
+          <w:p>
+            <w:r>
+              <w:t>Tokens written to Anthropic prompt cache</w:t>
+            </w:r>
+          </w:p>
+        </w:tc>
+      </w:tr>
+      <w:tr>
+        <w:tc>
+          <w:tcPr>
+            <w:tcW w:type="dxa" w:w="2880"/>
+          </w:tcPr>
+          <w:p>
+            <w:r>
+              <w:t>cost_usd</w:t>
+            </w:r>
+          </w:p>
+        </w:tc>
+        <w:tc>
+          <w:tcPr>
+            <w:tcW w:type="dxa" w:w="2880"/>
+          </w:tcPr>
+          <w:p>
+            <w:r>
+              <w:t>DECIMAL(10,6)</w:t>
+            </w:r>
+          </w:p>
+        </w:tc>
+        <w:tc>
+          <w:tcPr>
+            <w:tcW w:type="dxa" w:w="2880"/>
+          </w:tcPr>
+          <w:p>
+            <w:r>
+              <w:t>Estimated cost in USD</w:t>
+            </w:r>
+          </w:p>
+        </w:tc>
+      </w:tr>
+      <w:tr>
+        <w:tc>
+          <w:tcPr>
+            <w:tcW w:type="dxa" w:w="2880"/>
+          </w:tcPr>
+          <w:p>
+            <w:r>
+              <w:t>requested_by</w:t>
+            </w:r>
+          </w:p>
+        </w:tc>
+        <w:tc>
+          <w:tcPr>
+            <w:tcW w:type="dxa" w:w="2880"/>
+          </w:tcPr>
+          <w:p>
+            <w:r>
+              <w:t>INT</w:t>
+            </w:r>
+          </w:p>
+        </w:tc>
+        <w:tc>
+          <w:tcPr>
+            <w:tcW w:type="dxa" w:w="2880"/>
+          </w:tcPr>
+          <w:p>
+            <w:r>
+              <w:t>FK to app_user who triggered the analysis</w:t>
+            </w:r>
+          </w:p>
+        </w:tc>
+      </w:tr>
+      <w:tr>
+        <w:tc>
+          <w:tcPr>
+            <w:tcW w:type="dxa" w:w="2880"/>
+          </w:tcPr>
+          <w:p>
+            <w:r>
+              <w:t>created_at</w:t>
+            </w:r>
+          </w:p>
+        </w:tc>
+        <w:tc>
+          <w:tcPr>
+            <w:tcW w:type="dxa" w:w="2880"/>
+          </w:tcPr>
+          <w:p>
+            <w:r>
+              <w:t>DATETIME</w:t>
+            </w:r>
+          </w:p>
+        </w:tc>
+        <w:tc>
+          <w:tcPr>
+            <w:tcW w:type="dxa" w:w="2880"/>
+          </w:tcPr>
+          <w:p>
+            <w:r>
+              <w:t>Timestamp of the API call</w:t>
+            </w:r>
+          </w:p>
+        </w:tc>
+      </w:tr>
+    </w:tbl>
+    <w:p>
+      <w:pPr>
+        <w:pStyle w:val="Heading2"/>
+      </w:pPr>
+      <w:r>
+        <w:t>Relationships</w:t>
+      </w:r>
+    </w:p>
+    <w:p>
+      <w:r>
+        <w:t>References: opportunity (notice_id), sam_attachment (attachment_id), app_user (requested_by).</w:t>
+      </w:r>
+    </w:p>
+    <w:p>
+      <w:pPr>
+        <w:pStyle w:val="Heading2"/>
+      </w:pPr>
+      <w:r>
+        <w:t>Change Detection</w:t>
+      </w:r>
+    </w:p>
+    <w:p>
+      <w:r>
+        <w:t>None (append-only log).</w:t>
+      </w:r>
+    </w:p>
+    <w:p>
+      <w:pPr>
+        <w:pStyle w:val="Heading2"/>
+      </w:pPr>
+      <w:r>
+        <w:t>Growth</w:t>
+      </w:r>
+    </w:p>
+    <w:p>
+      <w:r>
+        <w:t>10,000-100,000 rows per year. One row per AI API call.</w:t>
       </w:r>
     </w:p>
     <w:p>
